--- a/BACKUP&RECOVERY/12장/12장_ARCHIVELOG_복구_복합장애_종합.docx
+++ b/BACKUP&RECOVERY/12장/12장_ARCHIVELOG_복구_복합장애_종합.docx
@@ -755,7 +755,7 @@
                 <w:color w:val="E6E6E6"/>
                 <w:sz w:val="19"/>
               </w:rPr>
-              <w:t>SYS@orcl&gt; !ls -l /u01/app/oracle/oradata/ORCL/*.ctl /u02/oradata/ORCL/*.ctl \</w:t>
+              <w:t>SYS@orcl&gt; !ls -l /u01/app/oracle/oradata/orcl/*.ctl /u02/oradata/orcl/*.ctl \</w:t>
             </w:r>
           </w:p>
           <w:p>
@@ -1343,7 +1343,7 @@
                 <w:color w:val="E6E6E6"/>
                 <w:sz w:val="19"/>
               </w:rPr>
-              <w:t>SYS@orcl&gt; !ls -l /u02/oradata/ORCL/</w:t>
+              <w:t>SYS@orcl&gt; !ls -l /u02/oradata/orcl/</w:t>
             </w:r>
           </w:p>
           <w:p>
@@ -1821,7 +1821,7 @@
                 <w:color w:val="E6E6E6"/>
                 <w:sz w:val="19"/>
               </w:rPr>
-              <w:t xml:space="preserve">                 /u01/app/oracle/oradata/ORCL/control01.ctl</w:t>
+              <w:t xml:space="preserve">                 /u01/app/oracle/oradata/orcl/control01.ctl</w:t>
             </w:r>
           </w:p>
           <w:p>
@@ -1975,7 +1975,7 @@
                 <w:color w:val="E6E6E6"/>
                 <w:sz w:val="19"/>
               </w:rPr>
-              <w:t>SYS@orcl&gt; !cp -p /home/oracle/backup/ch12/*.dbf /u02/oradata/ORCL/</w:t>
+              <w:t>SYS@orcl&gt; !cp -p /home/oracle/backup/ch12/*.dbf /u02/oradata/orcl/</w:t>
             </w:r>
           </w:p>
           <w:p>
@@ -2315,7 +2315,7 @@
                 <w:color w:val="E6E6E6"/>
                 <w:sz w:val="19"/>
               </w:rPr>
-              <w:t>SYS@orcl&gt; !ls -l /u02/oradata/ORCL/*.dbf | wc -l</w:t>
+              <w:t>SYS@orcl&gt; !ls -l /u01/app/oracle/oradata/orcl/*.dbf | wc -l</w:t>
             </w:r>
           </w:p>
           <w:p>
@@ -2385,7 +2385,7 @@
                 <w:color w:val="E6E6E6"/>
                 <w:sz w:val="19"/>
               </w:rPr>
-              <w:t>SYS@orcl&gt; !cp -p /home/oracle/backup/ch12/system01.dbf /u02/oradata/ORCL/</w:t>
+              <w:t>SYS@orcl&gt; !cp -p /home/oracle/backup/ch12/system01.dbf /u02/oradata/orcl/</w:t>
             </w:r>
           </w:p>
           <w:p>
@@ -2641,7 +2641,7 @@
                 <w:color w:val="E6E6E6"/>
                 <w:sz w:val="19"/>
               </w:rPr>
-              <w:t>[oracle@oel7v9r1 ~]$ ls /u02/oradata/ORCL/*.dbf 2&gt;/dev/null | wc -l</w:t>
+              <w:t>[oracle@oel7v9r1 ~]$ ls /u01/app/oracle/oradata/orcl/*.dbf 2&gt;/dev/null | wc -l</w:t>
             </w:r>
           </w:p>
           <w:p>
@@ -2669,7 +2669,7 @@
                 <w:color w:val="E6E6E6"/>
                 <w:sz w:val="19"/>
               </w:rPr>
-              <w:t>[oracle@oel7v9r1 ~]$ ls /u01/app/oracle/oradata/ORCL/*.ctl \</w:t>
+              <w:t>[oracle@oel7v9r1 ~]$ ls /u01/app/oracle/oradata/orcl/*.ctl \</w:t>
             </w:r>
           </w:p>
           <w:p>
@@ -2683,7 +2683,7 @@
                 <w:color w:val="E6E6E6"/>
                 <w:sz w:val="19"/>
               </w:rPr>
-              <w:t xml:space="preserve">                        /u02/oradata/ORCL/*.ctl 2&gt;/dev/null | wc -l</w:t>
+              <w:t xml:space="preserve">                        /u02/oradata/orcl/*.ctl 2&gt;/dev/null | wc -l</w:t>
             </w:r>
           </w:p>
           <w:p>
@@ -2711,7 +2711,7 @@
                 <w:color w:val="E6E6E6"/>
                 <w:sz w:val="19"/>
               </w:rPr>
-              <w:t>[oracle@oel7v9r1 ~]$ ls /u01/app/oracle/oradata/ORCL/*.log \</w:t>
+              <w:t>[oracle@oel7v9r1 ~]$ ls /u01/app/oracle/oradata/orcl/*.log \</w:t>
             </w:r>
           </w:p>
           <w:p>
@@ -2725,7 +2725,7 @@
                 <w:color w:val="E6E6E6"/>
                 <w:sz w:val="19"/>
               </w:rPr>
-              <w:t xml:space="preserve">                        /u02/oradata/ORCL/*.log 2&gt;/dev/null | wc -l</w:t>
+              <w:t xml:space="preserve">                        /u02/oradata/orcl/*.log 2&gt;/dev/null | wc -l</w:t>
             </w:r>
           </w:p>
           <w:p>
@@ -2753,7 +2753,7 @@
                 <w:color w:val="E6E6E6"/>
                 <w:sz w:val="19"/>
               </w:rPr>
-              <w:t>[oracle@oel7v9r1 ~]$ ls /u02/arch1/*.dbf 2&gt;/dev/null | wc -l</w:t>
+              <w:t>[oracle@oel7v9r1 ~]$ ls /home/oracle/arch1/*.dbf 2&gt;/dev/null | wc -l</w:t>
             </w:r>
           </w:p>
           <w:p>
@@ -3050,7 +3050,7 @@
                 <w:color w:val="E6E6E6"/>
                 <w:sz w:val="19"/>
               </w:rPr>
-              <w:t>&gt;   cp -p /home/oracle/backup/ch12/${f}.dbf /u02/oradata/ORCL/ &amp;</w:t>
+              <w:t>&gt;   cp -p /home/oracle/backup/ch12/${f}.dbf /u02/oradata/orcl/ &amp;</w:t>
             </w:r>
           </w:p>
           <w:p>
@@ -3190,7 +3190,7 @@
                 <w:color w:val="E6E6E6"/>
                 <w:sz w:val="19"/>
               </w:rPr>
-              <w:t>SYS@orcl&gt; !cp -p /home/oracle/backup/ch12/hist01.dbf /u02/oradata/ORCL/</w:t>
+              <w:t>SYS@orcl&gt; !cp -p /home/oracle/backup/ch12/hist01.dbf /u02/oradata/orcl/</w:t>
             </w:r>
           </w:p>
           <w:p>
@@ -3940,7 +3940,7 @@
                 <w:color w:val="E6E6E6"/>
                 <w:sz w:val="19"/>
               </w:rPr>
-              <w:t>SYS@orcl&gt; !cp -p /home/oracle/backup/ch12/*.dbf /u02/oradata/ORCL/</w:t>
+              <w:t>SYS@orcl&gt; !cp -p /home/oracle/backup/ch12/*.dbf /u02/oradata/orcl/</w:t>
             </w:r>
           </w:p>
           <w:p>
@@ -4038,7 +4038,7 @@
                 <w:color w:val="E6E6E6"/>
                 <w:sz w:val="19"/>
               </w:rPr>
-              <w:t>ORA-00308: cannot open archived log '/u02/arch1/1_15_....dbf'</w:t>
+              <w:t>ORA-00308: cannot open archived log '/home/oracle/arch1/1_15_....dbf'</w:t>
             </w:r>
           </w:p>
           <w:p>
@@ -4359,7 +4359,7 @@
                 <w:color w:val="E6E6E6"/>
                 <w:sz w:val="19"/>
               </w:rPr>
-              <w:t>ORA-00312: online log 4 thread 1: '/u01/app/oracle/oradata/ORCL/redo04.log'</w:t>
+              <w:t>ORA-00312: online log 4 thread 1: '/u01/app/oracle/oradata/orcl/redo04.log'</w:t>
             </w:r>
           </w:p>
           <w:p>
@@ -4611,7 +4611,7 @@
                 <w:color w:val="E6E6E6"/>
                 <w:sz w:val="19"/>
               </w:rPr>
-              <w:t xml:space="preserve">         4 /u01/app/oracle/oradata/ORCL/redo04.log      INVALID</w:t>
+              <w:t xml:space="preserve">         4 /u01/app/oracle/oradata/orcl/redo04.log      INVALID</w:t>
             </w:r>
           </w:p>
           <w:p>
@@ -4625,7 +4625,7 @@
                 <w:color w:val="E6E6E6"/>
                 <w:sz w:val="19"/>
               </w:rPr>
-              <w:t xml:space="preserve">         4 /u02/oradata/ORCL/redo04b.log                INVALID</w:t>
+              <w:t xml:space="preserve">         4 /u02/oradata/orcl/redo04b.log                INVALID</w:t>
             </w:r>
           </w:p>
         </w:tc>
@@ -4871,7 +4871,7 @@
                 <w:color w:val="E6E6E6"/>
                 <w:sz w:val="19"/>
               </w:rPr>
-              <w:t>[oracle@oel7v9r1 ~]$ cp -p /u02/arch1/*.dbf /u03/arch_all/</w:t>
+              <w:t>[oracle@oel7v9r1 ~]$ cp -p /home/oracle/arch1/*.dbf /u03/arch_all/</w:t>
             </w:r>
           </w:p>
           <w:p>
@@ -5291,7 +5291,7 @@
                 <w:color w:val="E6E6E6"/>
                 <w:sz w:val="19"/>
               </w:rPr>
-              <w:t>SYS@orcl&gt; !cp -p /home/oracle/backup/ch12/*.dbf /u02/oradata/ORCL/</w:t>
+              <w:t>SYS@orcl&gt; !cp -p /home/oracle/backup/ch12/*.dbf /u02/oradata/orcl/</w:t>
             </w:r>
           </w:p>
           <w:p>
@@ -5747,7 +5747,7 @@
                 <w:color w:val="E6E6E6"/>
                 <w:sz w:val="19"/>
               </w:rPr>
-              <w:t>SYS@orcl&gt; !cp -p /home/oracle/backup/hot12/*.dbf /u02/oradata/ORCL/</w:t>
+              <w:t>SYS@orcl&gt; !cp -p /home/oracle/backup/hot12/*.dbf /u02/oradata/orcl/</w:t>
             </w:r>
           </w:p>
           <w:p>
@@ -6041,7 +6041,7 @@
                 <w:color w:val="E6E6E6"/>
                 <w:sz w:val="19"/>
               </w:rPr>
-              <w:t>ORA-01110: data file 1: '/u02/oradata/ORCL/system01.dbf'</w:t>
+              <w:t>ORA-01110: data file 1: '/u01/app/oracle/oradata/orcl/system01.dbf'</w:t>
             </w:r>
           </w:p>
           <w:p>
@@ -6250,7 +6250,7 @@
                 <w:color w:val="E6E6E6"/>
                 <w:sz w:val="19"/>
               </w:rPr>
-              <w:t>SYS@orcl&gt; !cp -p /home/oracle/backup/cold12/*.dbf /u02/oradata/ORCL/</w:t>
+              <w:t>SYS@orcl&gt; !cp -p /home/oracle/backup/cold12/*.dbf /u02/oradata/orcl/</w:t>
             </w:r>
           </w:p>
           <w:p>
@@ -6278,7 +6278,7 @@
                 <w:color w:val="E6E6E6"/>
                 <w:sz w:val="19"/>
               </w:rPr>
-              <w:t xml:space="preserve">                 /u01/app/oracle/oradata/ORCL/</w:t>
+              <w:t xml:space="preserve">                 /u01/app/oracle/oradata/orcl/</w:t>
             </w:r>
           </w:p>
           <w:p>
@@ -6292,7 +6292,7 @@
                 <w:color w:val="E6E6E6"/>
                 <w:sz w:val="19"/>
               </w:rPr>
-              <w:t>SYS@orcl&gt; !cp -p /home/oracle/backup/cold12/control03.ctl /u02/oradata/ORCL/</w:t>
+              <w:t>SYS@orcl&gt; !cp -p /home/oracle/backup/cold12/control03.ctl /u02/oradata/orcl/</w:t>
             </w:r>
           </w:p>
           <w:p>
@@ -6320,7 +6320,7 @@
                 <w:color w:val="E6E6E6"/>
                 <w:sz w:val="19"/>
               </w:rPr>
-              <w:t xml:space="preserve">                 /u01/app/oracle/oradata/ORCL/</w:t>
+              <w:t xml:space="preserve">                 /u01/app/oracle/oradata/orcl/</w:t>
             </w:r>
           </w:p>
           <w:p>
@@ -6334,7 +6334,7 @@
                 <w:color w:val="E6E6E6"/>
                 <w:sz w:val="19"/>
               </w:rPr>
-              <w:t>SYS@orcl&gt; !cp -p /home/oracle/backup/cold12/redo0*b.log /u02/oradata/ORCL/</w:t>
+              <w:t>SYS@orcl&gt; !cp -p /home/oracle/backup/cold12/redo0*b.log /u02/oradata/orcl/</w:t>
             </w:r>
           </w:p>
           <w:p>
@@ -6927,7 +6927,7 @@
                 <w:color w:val="E6E6E6"/>
                 <w:sz w:val="19"/>
               </w:rPr>
-              <w:t>18402:CREATE TABLESPACE tbs01 DATAFILE '/u02/oradata/ORCL/tbs01.dbf' SIZE 20M</w:t>
+              <w:t>18402:CREATE TABLESPACE tbs01 DATAFILE '/u01/app/oracle/oradata/orcl/tbs01.dbf' SIZE 20M</w:t>
             </w:r>
           </w:p>
           <w:p>
@@ -6941,7 +6941,7 @@
                 <w:color w:val="E6E6E6"/>
                 <w:sz w:val="19"/>
               </w:rPr>
-              <w:t>19120:ALTER TABLESPACE users ADD DATAFILE '/u02/oradata/ORCL/users02.dbf' SIZE 100M</w:t>
+              <w:t>19120:ALTER TABLESPACE users ADD DATAFILE '/u01/app/oracle/oradata/orcl/users02.dbf' SIZE 100M</w:t>
             </w:r>
           </w:p>
           <w:p>
